--- a/futurdata-thesis/use-cases/nespresso/nespresso.docx
+++ b/futurdata-thesis/use-cases/nespresso/nespresso.docx
@@ -5,12 +5,16 @@
     <w:p>
       <w:pPr>
         <w:pStyle w:val="Title"/>
+        <w:wordWrap w:val="0"/>
       </w:pPr>
       <w:r>
         <w:t>Disassembly guide: Nespresso Essenza Mini</w:t>
       </w:r>
     </w:p>
     <w:p>
+      <w:pPr>
+        <w:wordWrap w:val="0"/>
+      </w:pPr>
       <w:r>
         <w:drawing>
           <wp:inline xmlns:a="http://schemas.openxmlformats.org/drawingml/2006/main" xmlns:pic="http://schemas.openxmlformats.org/drawingml/2006/picture">
@@ -49,19 +53,7 @@
     <w:p>
       <w:pPr>
         <w:pStyle w:val="Heading1"/>
-      </w:pPr>
-      <w:r>
-        <w:t>Validation warnings</w:t>
-      </w:r>
-    </w:p>
-    <w:p>
-      <w:r>
-        <w:t>[ERROR] Nodes [1430123016080] have an unrecognized type and cannot be interpreted in the disassembly grammar.</w:t>
-      </w:r>
-    </w:p>
-    <w:p>
-      <w:pPr>
-        <w:pStyle w:val="Heading1"/>
+        <w:wordWrap w:val="0"/>
       </w:pPr>
       <w:r>
         <w:t>Bill of materials</w:t>
@@ -71,6 +63,7 @@
       <w:tblPr>
         <w:tblStyle w:val="TableGrid"/>
         <w:tblW w:type="auto" w:w="0"/>
+        <w:tblLayout w:type="fixed"/>
         <w:tblLook w:firstColumn="1" w:firstRow="1" w:lastColumn="0" w:lastRow="0" w:noHBand="0" w:noVBand="1" w:val="04A0"/>
       </w:tblPr>
       <w:tblGrid>
@@ -80,11 +73,17 @@
         <w:gridCol w:w="2160"/>
       </w:tblGrid>
       <w:tr>
+        <w:trPr>
+          <w:trHeight w:hRule="auto"/>
+        </w:trPr>
         <w:tc>
           <w:tcPr>
             <w:tcW w:type="dxa" w:w="2160"/>
           </w:tcPr>
           <w:p>
+            <w:pPr>
+              <w:wordWrap w:val="0"/>
+            </w:pPr>
             <w:r>
               <w:t>Component</w:t>
             </w:r>
@@ -95,6 +94,9 @@
             <w:tcW w:type="dxa" w:w="2160"/>
           </w:tcPr>
           <w:p>
+            <w:pPr>
+              <w:wordWrap w:val="0"/>
+            </w:pPr>
             <w:r>
               <w:t>Weight</w:t>
             </w:r>
@@ -105,6 +107,9 @@
             <w:tcW w:type="dxa" w:w="2160"/>
           </w:tcPr>
           <w:p>
+            <w:pPr>
+              <w:wordWrap w:val="0"/>
+            </w:pPr>
             <w:r>
               <w:t>Material</w:t>
             </w:r>
@@ -115,6 +120,9 @@
             <w:tcW w:type="dxa" w:w="2160"/>
           </w:tcPr>
           <w:p>
+            <w:pPr>
+              <w:wordWrap w:val="0"/>
+            </w:pPr>
             <w:r>
               <w:t>Color</w:t>
             </w:r>
@@ -122,11 +130,17 @@
         </w:tc>
       </w:tr>
       <w:tr>
+        <w:trPr>
+          <w:trHeight w:hRule="auto"/>
+        </w:trPr>
         <w:tc>
           <w:tcPr>
             <w:tcW w:type="dxa" w:w="2160"/>
           </w:tcPr>
           <w:p>
+            <w:pPr>
+              <w:wordWrap w:val="0"/>
+            </w:pPr>
             <w:r>
               <w:t>Water Tank</w:t>
             </w:r>
@@ -137,6 +151,9 @@
             <w:tcW w:type="dxa" w:w="2160"/>
           </w:tcPr>
           <w:p>
+            <w:pPr>
+              <w:wordWrap w:val="0"/>
+            </w:pPr>
             <w:r>
               <w:t>150.0 g</w:t>
             </w:r>
@@ -147,8 +164,11 @@
             <w:tcW w:type="dxa" w:w="2160"/>
           </w:tcPr>
           <w:p>
+            <w:pPr>
+              <w:wordWrap w:val="0"/>
+            </w:pPr>
             <w:r>
-              <w:t>9</w:t>
+              <w:t>Unknown</w:t>
             </w:r>
           </w:p>
         </w:tc>
@@ -157,6 +177,9 @@
             <w:tcW w:type="dxa" w:w="2160"/>
           </w:tcPr>
           <w:p>
+            <w:pPr>
+              <w:wordWrap w:val="0"/>
+            </w:pPr>
             <w:r>
               <w:t>—</w:t>
             </w:r>
@@ -164,11 +187,17 @@
         </w:tc>
       </w:tr>
       <w:tr>
+        <w:trPr>
+          <w:trHeight w:hRule="auto"/>
+        </w:trPr>
         <w:tc>
           <w:tcPr>
             <w:tcW w:type="dxa" w:w="2160"/>
           </w:tcPr>
           <w:p>
+            <w:pPr>
+              <w:wordWrap w:val="0"/>
+            </w:pPr>
             <w:r>
               <w:t>Drip Tray &amp; Grid</w:t>
             </w:r>
@@ -179,6 +208,9 @@
             <w:tcW w:type="dxa" w:w="2160"/>
           </w:tcPr>
           <w:p>
+            <w:pPr>
+              <w:wordWrap w:val="0"/>
+            </w:pPr>
             <w:r>
               <w:t>100.0 g</w:t>
             </w:r>
@@ -189,8 +221,11 @@
             <w:tcW w:type="dxa" w:w="2160"/>
           </w:tcPr>
           <w:p>
+            <w:pPr>
+              <w:wordWrap w:val="0"/>
+            </w:pPr>
             <w:r>
-              <w:t>1</w:t>
+              <w:t>Plastic; Scientific: PC; Technical: PC</w:t>
             </w:r>
           </w:p>
         </w:tc>
@@ -199,18 +234,27 @@
             <w:tcW w:type="dxa" w:w="2160"/>
           </w:tcPr>
           <w:p>
+            <w:pPr>
+              <w:wordWrap w:val="0"/>
+            </w:pPr>
             <w:r>
-              <w:t>—</w:t>
+              <w:t>Black</w:t>
             </w:r>
           </w:p>
         </w:tc>
       </w:tr>
       <w:tr>
+        <w:trPr>
+          <w:trHeight w:hRule="auto"/>
+        </w:trPr>
         <w:tc>
           <w:tcPr>
             <w:tcW w:type="dxa" w:w="2160"/>
           </w:tcPr>
           <w:p>
+            <w:pPr>
+              <w:wordWrap w:val="0"/>
+            </w:pPr>
             <w:r>
               <w:t>Capsule Bin</w:t>
             </w:r>
@@ -221,6 +265,9 @@
             <w:tcW w:type="dxa" w:w="2160"/>
           </w:tcPr>
           <w:p>
+            <w:pPr>
+              <w:wordWrap w:val="0"/>
+            </w:pPr>
             <w:r>
               <w:t>80.0 g</w:t>
             </w:r>
@@ -231,8 +278,11 @@
             <w:tcW w:type="dxa" w:w="2160"/>
           </w:tcPr>
           <w:p>
+            <w:pPr>
+              <w:wordWrap w:val="0"/>
+            </w:pPr>
             <w:r>
-              <w:t>1</w:t>
+              <w:t>Plastic; Scientific: PC; Technical: PC</w:t>
             </w:r>
           </w:p>
         </w:tc>
@@ -241,18 +291,27 @@
             <w:tcW w:type="dxa" w:w="2160"/>
           </w:tcPr>
           <w:p>
+            <w:pPr>
+              <w:wordWrap w:val="0"/>
+            </w:pPr>
             <w:r>
-              <w:t>—</w:t>
+              <w:t>Black</w:t>
             </w:r>
           </w:p>
         </w:tc>
       </w:tr>
       <w:tr>
+        <w:trPr>
+          <w:trHeight w:hRule="auto"/>
+        </w:trPr>
         <w:tc>
           <w:tcPr>
             <w:tcW w:type="dxa" w:w="2160"/>
           </w:tcPr>
           <w:p>
+            <w:pPr>
+              <w:wordWrap w:val="0"/>
+            </w:pPr>
             <w:r>
               <w:t>Oval-head Security Screws (x4)</w:t>
             </w:r>
@@ -263,6 +322,9 @@
             <w:tcW w:type="dxa" w:w="2160"/>
           </w:tcPr>
           <w:p>
+            <w:pPr>
+              <w:wordWrap w:val="0"/>
+            </w:pPr>
             <w:r>
               <w:t>10.0 g</w:t>
             </w:r>
@@ -273,8 +335,11 @@
             <w:tcW w:type="dxa" w:w="2160"/>
           </w:tcPr>
           <w:p>
+            <w:pPr>
+              <w:wordWrap w:val="0"/>
+            </w:pPr>
             <w:r>
-              <w:t>9</w:t>
+              <w:t>Unknown</w:t>
             </w:r>
           </w:p>
         </w:tc>
@@ -283,6 +348,9 @@
             <w:tcW w:type="dxa" w:w="2160"/>
           </w:tcPr>
           <w:p>
+            <w:pPr>
+              <w:wordWrap w:val="0"/>
+            </w:pPr>
             <w:r>
               <w:t>—</w:t>
             </w:r>
@@ -290,11 +358,17 @@
         </w:tc>
       </w:tr>
       <w:tr>
+        <w:trPr>
+          <w:trHeight w:hRule="auto"/>
+        </w:trPr>
         <w:tc>
           <w:tcPr>
             <w:tcW w:type="dxa" w:w="2160"/>
           </w:tcPr>
           <w:p>
+            <w:pPr>
+              <w:wordWrap w:val="0"/>
+            </w:pPr>
             <w:r>
               <w:t>Side Panels (Left &amp; Right)</w:t>
             </w:r>
@@ -305,6 +379,9 @@
             <w:tcW w:type="dxa" w:w="2160"/>
           </w:tcPr>
           <w:p>
+            <w:pPr>
+              <w:wordWrap w:val="0"/>
+            </w:pPr>
             <w:r>
               <w:t>400.0 g</w:t>
             </w:r>
@@ -315,8 +392,11 @@
             <w:tcW w:type="dxa" w:w="2160"/>
           </w:tcPr>
           <w:p>
+            <w:pPr>
+              <w:wordWrap w:val="0"/>
+            </w:pPr>
             <w:r>
-              <w:t>1</w:t>
+              <w:t>Unknown</w:t>
             </w:r>
           </w:p>
         </w:tc>
@@ -325,6 +405,9 @@
             <w:tcW w:type="dxa" w:w="2160"/>
           </w:tcPr>
           <w:p>
+            <w:pPr>
+              <w:wordWrap w:val="0"/>
+            </w:pPr>
             <w:r>
               <w:t>—</w:t>
             </w:r>
@@ -332,11 +415,17 @@
         </w:tc>
       </w:tr>
       <w:tr>
+        <w:trPr>
+          <w:trHeight w:hRule="auto"/>
+        </w:trPr>
         <w:tc>
           <w:tcPr>
             <w:tcW w:type="dxa" w:w="2160"/>
           </w:tcPr>
           <w:p>
+            <w:pPr>
+              <w:wordWrap w:val="0"/>
+            </w:pPr>
             <w:r>
               <w:t>Brewing Chamber (Capsule slot)</w:t>
             </w:r>
@@ -347,6 +436,9 @@
             <w:tcW w:type="dxa" w:w="2160"/>
           </w:tcPr>
           <w:p>
+            <w:pPr>
+              <w:wordWrap w:val="0"/>
+            </w:pPr>
             <w:r>
               <w:t>300.0 g</w:t>
             </w:r>
@@ -357,8 +449,11 @@
             <w:tcW w:type="dxa" w:w="2160"/>
           </w:tcPr>
           <w:p>
+            <w:pPr>
+              <w:wordWrap w:val="0"/>
+            </w:pPr>
             <w:r>
-              <w:t>1</w:t>
+              <w:t>Unknown</w:t>
             </w:r>
           </w:p>
         </w:tc>
@@ -367,6 +462,9 @@
             <w:tcW w:type="dxa" w:w="2160"/>
           </w:tcPr>
           <w:p>
+            <w:pPr>
+              <w:wordWrap w:val="0"/>
+            </w:pPr>
             <w:r>
               <w:t>—</w:t>
             </w:r>
@@ -374,11 +472,17 @@
         </w:tc>
       </w:tr>
       <w:tr>
+        <w:trPr>
+          <w:trHeight w:hRule="auto"/>
+        </w:trPr>
         <w:tc>
           <w:tcPr>
             <w:tcW w:type="dxa" w:w="2160"/>
           </w:tcPr>
           <w:p>
+            <w:pPr>
+              <w:wordWrap w:val="0"/>
+            </w:pPr>
             <w:r>
               <w:t>Top Lever / Handle</w:t>
             </w:r>
@@ -389,6 +493,9 @@
             <w:tcW w:type="dxa" w:w="2160"/>
           </w:tcPr>
           <w:p>
+            <w:pPr>
+              <w:wordWrap w:val="0"/>
+            </w:pPr>
             <w:r>
               <w:t>150.0 g</w:t>
             </w:r>
@@ -399,8 +506,11 @@
             <w:tcW w:type="dxa" w:w="2160"/>
           </w:tcPr>
           <w:p>
+            <w:pPr>
+              <w:wordWrap w:val="0"/>
+            </w:pPr>
             <w:r>
-              <w:t>9</w:t>
+              <w:t>Unknown</w:t>
             </w:r>
           </w:p>
         </w:tc>
@@ -409,6 +519,9 @@
             <w:tcW w:type="dxa" w:w="2160"/>
           </w:tcPr>
           <w:p>
+            <w:pPr>
+              <w:wordWrap w:val="0"/>
+            </w:pPr>
             <w:r>
               <w:t>—</w:t>
             </w:r>
@@ -416,11 +529,17 @@
         </w:tc>
       </w:tr>
       <w:tr>
+        <w:trPr>
+          <w:trHeight w:hRule="auto"/>
+        </w:trPr>
         <w:tc>
           <w:tcPr>
             <w:tcW w:type="dxa" w:w="2160"/>
           </w:tcPr>
           <w:p>
+            <w:pPr>
+              <w:wordWrap w:val="0"/>
+            </w:pPr>
             <w:r>
               <w:t>Silicone Tubing &amp; Wiring</w:t>
             </w:r>
@@ -431,6 +550,9 @@
             <w:tcW w:type="dxa" w:w="2160"/>
           </w:tcPr>
           <w:p>
+            <w:pPr>
+              <w:wordWrap w:val="0"/>
+            </w:pPr>
             <w:r>
               <w:t>230.0 g</w:t>
             </w:r>
@@ -441,8 +563,11 @@
             <w:tcW w:type="dxa" w:w="2160"/>
           </w:tcPr>
           <w:p>
+            <w:pPr>
+              <w:wordWrap w:val="0"/>
+            </w:pPr>
             <w:r>
-              <w:t>9</w:t>
+              <w:t>Unknown</w:t>
             </w:r>
           </w:p>
         </w:tc>
@@ -451,6 +576,9 @@
             <w:tcW w:type="dxa" w:w="2160"/>
           </w:tcPr>
           <w:p>
+            <w:pPr>
+              <w:wordWrap w:val="0"/>
+            </w:pPr>
             <w:r>
               <w:t>—</w:t>
             </w:r>
@@ -458,11 +586,17 @@
         </w:tc>
       </w:tr>
       <w:tr>
+        <w:trPr>
+          <w:trHeight w:hRule="auto"/>
+        </w:trPr>
         <w:tc>
           <w:tcPr>
             <w:tcW w:type="dxa" w:w="2160"/>
           </w:tcPr>
           <w:p>
+            <w:pPr>
+              <w:wordWrap w:val="0"/>
+            </w:pPr>
             <w:r>
               <w:t>Motherboard (PCB)</w:t>
             </w:r>
@@ -473,6 +607,9 @@
             <w:tcW w:type="dxa" w:w="2160"/>
           </w:tcPr>
           <w:p>
+            <w:pPr>
+              <w:wordWrap w:val="0"/>
+            </w:pPr>
             <w:r>
               <w:t>80.0 g</w:t>
             </w:r>
@@ -483,8 +620,11 @@
             <w:tcW w:type="dxa" w:w="2160"/>
           </w:tcPr>
           <w:p>
+            <w:pPr>
+              <w:wordWrap w:val="0"/>
+            </w:pPr>
             <w:r>
-              <w:t>9</w:t>
+              <w:t>Unknown</w:t>
             </w:r>
           </w:p>
         </w:tc>
@@ -493,6 +633,9 @@
             <w:tcW w:type="dxa" w:w="2160"/>
           </w:tcPr>
           <w:p>
+            <w:pPr>
+              <w:wordWrap w:val="0"/>
+            </w:pPr>
             <w:r>
               <w:t>—</w:t>
             </w:r>
@@ -500,11 +643,17 @@
         </w:tc>
       </w:tr>
       <w:tr>
+        <w:trPr>
+          <w:trHeight w:hRule="auto"/>
+        </w:trPr>
         <w:tc>
           <w:tcPr>
             <w:tcW w:type="dxa" w:w="2160"/>
           </w:tcPr>
           <w:p>
+            <w:pPr>
+              <w:wordWrap w:val="0"/>
+            </w:pPr>
             <w:r>
               <w:t>Water Pump (19-bar)</w:t>
             </w:r>
@@ -515,6 +664,9 @@
             <w:tcW w:type="dxa" w:w="2160"/>
           </w:tcPr>
           <w:p>
+            <w:pPr>
+              <w:wordWrap w:val="0"/>
+            </w:pPr>
             <w:r>
               <w:t>350.0 g</w:t>
             </w:r>
@@ -525,8 +677,11 @@
             <w:tcW w:type="dxa" w:w="2160"/>
           </w:tcPr>
           <w:p>
+            <w:pPr>
+              <w:wordWrap w:val="0"/>
+            </w:pPr>
             <w:r>
-              <w:t>4</w:t>
+              <w:t>Unknown</w:t>
             </w:r>
           </w:p>
         </w:tc>
@@ -535,6 +690,9 @@
             <w:tcW w:type="dxa" w:w="2160"/>
           </w:tcPr>
           <w:p>
+            <w:pPr>
+              <w:wordWrap w:val="0"/>
+            </w:pPr>
             <w:r>
               <w:t>—</w:t>
             </w:r>
@@ -542,11 +700,17 @@
         </w:tc>
       </w:tr>
       <w:tr>
+        <w:trPr>
+          <w:trHeight w:hRule="auto"/>
+        </w:trPr>
         <w:tc>
           <w:tcPr>
             <w:tcW w:type="dxa" w:w="2160"/>
           </w:tcPr>
           <w:p>
+            <w:pPr>
+              <w:wordWrap w:val="0"/>
+            </w:pPr>
             <w:r>
               <w:t>Thermoblock (Heater)</w:t>
             </w:r>
@@ -557,6 +721,9 @@
             <w:tcW w:type="dxa" w:w="2160"/>
           </w:tcPr>
           <w:p>
+            <w:pPr>
+              <w:wordWrap w:val="0"/>
+            </w:pPr>
             <w:r>
               <w:t>450.0 g</w:t>
             </w:r>
@@ -567,8 +734,11 @@
             <w:tcW w:type="dxa" w:w="2160"/>
           </w:tcPr>
           <w:p>
+            <w:pPr>
+              <w:wordWrap w:val="0"/>
+            </w:pPr>
             <w:r>
-              <w:t>2</w:t>
+              <w:t>Unknown</w:t>
             </w:r>
           </w:p>
         </w:tc>
@@ -577,6 +747,9 @@
             <w:tcW w:type="dxa" w:w="2160"/>
           </w:tcPr>
           <w:p>
+            <w:pPr>
+              <w:wordWrap w:val="0"/>
+            </w:pPr>
             <w:r>
               <w:t>—</w:t>
             </w:r>
@@ -587,22 +760,32 @@
     <w:p>
       <w:pPr>
         <w:pStyle w:val="Heading1"/>
+        <w:wordWrap w:val="0"/>
       </w:pPr>
       <w:r>
         <w:t>Step 1: Manually detach the drip tray, water tank, and pull out the used capsule bin. No tools required</w:t>
       </w:r>
     </w:p>
     <w:p>
+      <w:pPr>
+        <w:wordWrap w:val="0"/>
+      </w:pPr>
       <w:r>
         <w:t>Input: Nespresso Essenza Mini</w:t>
       </w:r>
     </w:p>
     <w:p>
+      <w:pPr>
+        <w:wordWrap w:val="0"/>
+      </w:pPr>
       <w:r>
         <w:t>Outputs: Water Tank, Drip Tray &amp; Grid, Capsule Bin</w:t>
       </w:r>
     </w:p>
     <w:p>
+      <w:pPr>
+        <w:wordWrap w:val="0"/>
+      </w:pPr>
       <w:r>
         <w:drawing>
           <wp:inline xmlns:a="http://schemas.openxmlformats.org/drawingml/2006/main" xmlns:pic="http://schemas.openxmlformats.org/drawingml/2006/picture">
@@ -615,7 +798,7 @@
               <a:graphicData uri="http://schemas.openxmlformats.org/drawingml/2006/picture">
                 <pic:pic>
                   <pic:nvPicPr>
-                    <pic:cNvPr id="0" name="water_tank.jpg"/>
+                    <pic:cNvPr id="0" name="component_bbbff756fa674994ba6c2eb9378008b6.jpg"/>
                     <pic:cNvPicPr/>
                   </pic:nvPicPr>
                   <pic:blipFill>
@@ -639,6 +822,9 @@
       </w:r>
     </w:p>
     <w:p>
+      <w:pPr>
+        <w:wordWrap w:val="0"/>
+      </w:pPr>
       <w:r>
         <w:drawing>
           <wp:inline xmlns:a="http://schemas.openxmlformats.org/drawingml/2006/main" xmlns:pic="http://schemas.openxmlformats.org/drawingml/2006/picture">
@@ -651,7 +837,7 @@
               <a:graphicData uri="http://schemas.openxmlformats.org/drawingml/2006/picture">
                 <pic:pic>
                   <pic:nvPicPr>
-                    <pic:cNvPr id="0" name="drip_tray.jpg"/>
+                    <pic:cNvPr id="0" name="component_97b0cf945a5d45f8a1c79e533606efb6.jpg"/>
                     <pic:cNvPicPr/>
                   </pic:nvPicPr>
                   <pic:blipFill>
@@ -675,6 +861,9 @@
       </w:r>
     </w:p>
     <w:p>
+      <w:pPr>
+        <w:wordWrap w:val="0"/>
+      </w:pPr>
       <w:r>
         <w:drawing>
           <wp:inline xmlns:a="http://schemas.openxmlformats.org/drawingml/2006/main" xmlns:pic="http://schemas.openxmlformats.org/drawingml/2006/picture">
@@ -687,7 +876,7 @@
               <a:graphicData uri="http://schemas.openxmlformats.org/drawingml/2006/picture">
                 <pic:pic>
                   <pic:nvPicPr>
-                    <pic:cNvPr id="0" name="capsule_bin.jpg"/>
+                    <pic:cNvPr id="0" name="component_48eb4aa5f3be48ac92a0c14dfcad0cc5.jpg"/>
                     <pic:cNvPicPr/>
                   </pic:nvPicPr>
                   <pic:blipFill>
@@ -711,6 +900,9 @@
       </w:r>
     </w:p>
     <w:p>
+      <w:pPr>
+        <w:wordWrap w:val="0"/>
+      </w:pPr>
       <w:r>
         <w:t>Continue with: Main Housing</w:t>
       </w:r>
@@ -718,12 +910,16 @@
     <w:p>
       <w:pPr>
         <w:pStyle w:val="Heading1"/>
+        <w:wordWrap w:val="0"/>
       </w:pPr>
       <w:r>
         <w:t>Step 2: Remove the 4 proprietary oval-head screws at the bottom of the machine</w:t>
       </w:r>
     </w:p>
     <w:p>
+      <w:pPr>
+        <w:wordWrap w:val="0"/>
+      </w:pPr>
       <w:r>
         <w:t>Input: Main Housing</w:t>
       </w:r>
@@ -731,12 +927,16 @@
     <w:p>
       <w:pPr>
         <w:pStyle w:val="ListBullet"/>
+        <w:wordWrap w:val="0"/>
       </w:pPr>
       <w:r>
         <w:t>Release Bottom Clips</w:t>
       </w:r>
     </w:p>
     <w:p>
+      <w:pPr>
+        <w:wordWrap w:val="0"/>
+      </w:pPr>
       <w:r>
         <w:drawing>
           <wp:inline xmlns:a="http://schemas.openxmlformats.org/drawingml/2006/main" xmlns:pic="http://schemas.openxmlformats.org/drawingml/2006/picture">
@@ -749,7 +949,7 @@
               <a:graphicData uri="http://schemas.openxmlformats.org/drawingml/2006/picture">
                 <pic:pic>
                   <pic:nvPicPr>
-                    <pic:cNvPr id="0" name="diamond_release_clips.jpg"/>
+                    <pic:cNvPr id="0" name="step_20260928_100210.jpg"/>
                     <pic:cNvPicPr/>
                   </pic:nvPicPr>
                   <pic:blipFill>
@@ -773,11 +973,17 @@
       </w:r>
     </w:p>
     <w:p>
+      <w:pPr>
+        <w:wordWrap w:val="0"/>
+      </w:pPr>
       <w:r>
         <w:t>Outputs: Oval-head Security Screws (x4), Side Panels (Left &amp; Right)</w:t>
       </w:r>
     </w:p>
     <w:p>
+      <w:pPr>
+        <w:wordWrap w:val="0"/>
+      </w:pPr>
       <w:r>
         <w:drawing>
           <wp:inline xmlns:a="http://schemas.openxmlformats.org/drawingml/2006/main" xmlns:pic="http://schemas.openxmlformats.org/drawingml/2006/picture">
@@ -790,7 +996,7 @@
               <a:graphicData uri="http://schemas.openxmlformats.org/drawingml/2006/picture">
                 <pic:pic>
                   <pic:nvPicPr>
-                    <pic:cNvPr id="0" name="oval_screws.jpg"/>
+                    <pic:cNvPr id="0" name="component_ad313722c4cf42e8a5af750e287ce81a.jpg"/>
                     <pic:cNvPicPr/>
                   </pic:nvPicPr>
                   <pic:blipFill>
@@ -814,6 +1020,9 @@
       </w:r>
     </w:p>
     <w:p>
+      <w:pPr>
+        <w:wordWrap w:val="0"/>
+      </w:pPr>
       <w:r>
         <w:drawing>
           <wp:inline xmlns:a="http://schemas.openxmlformats.org/drawingml/2006/main" xmlns:pic="http://schemas.openxmlformats.org/drawingml/2006/picture">
@@ -826,7 +1035,7 @@
               <a:graphicData uri="http://schemas.openxmlformats.org/drawingml/2006/picture">
                 <pic:pic>
                   <pic:nvPicPr>
-                    <pic:cNvPr id="0" name="side_panels.jpg"/>
+                    <pic:cNvPr id="0" name="component_489432953d394baaba40a06d4da6810f.jpg"/>
                     <pic:cNvPicPr/>
                   </pic:nvPicPr>
                   <pic:blipFill>
@@ -850,6 +1059,9 @@
       </w:r>
     </w:p>
     <w:p>
+      <w:pPr>
+        <w:wordWrap w:val="0"/>
+      </w:pPr>
       <w:r>
         <w:t>Continue with: Internal Chassis (Core)</w:t>
       </w:r>
@@ -857,22 +1069,32 @@
     <w:p>
       <w:pPr>
         <w:pStyle w:val="Heading1"/>
+        <w:wordWrap w:val="0"/>
       </w:pPr>
       <w:r>
         <w:t>Step 3: Unscrew the top lever mechanism and carefully detach the brewing chamber from the water lines</w:t>
       </w:r>
     </w:p>
     <w:p>
+      <w:pPr>
+        <w:wordWrap w:val="0"/>
+      </w:pPr>
       <w:r>
         <w:t>Input: Internal Chassis (Core)</w:t>
       </w:r>
     </w:p>
     <w:p>
+      <w:pPr>
+        <w:wordWrap w:val="0"/>
+      </w:pPr>
       <w:r>
         <w:t>Outputs: Brewing Chamber (Capsule slot), Top Lever / Handle</w:t>
       </w:r>
     </w:p>
     <w:p>
+      <w:pPr>
+        <w:wordWrap w:val="0"/>
+      </w:pPr>
       <w:r>
         <w:drawing>
           <wp:inline xmlns:a="http://schemas.openxmlformats.org/drawingml/2006/main" xmlns:pic="http://schemas.openxmlformats.org/drawingml/2006/picture">
@@ -885,7 +1107,7 @@
               <a:graphicData uri="http://schemas.openxmlformats.org/drawingml/2006/picture">
                 <pic:pic>
                   <pic:nvPicPr>
-                    <pic:cNvPr id="0" name="brewing_chamber.jpg"/>
+                    <pic:cNvPr id="0" name="component_39d293bb845f436cb054750a97d804b5.jpg"/>
                     <pic:cNvPicPr/>
                   </pic:nvPicPr>
                   <pic:blipFill>
@@ -909,6 +1131,9 @@
       </w:r>
     </w:p>
     <w:p>
+      <w:pPr>
+        <w:wordWrap w:val="0"/>
+      </w:pPr>
       <w:r>
         <w:drawing>
           <wp:inline xmlns:a="http://schemas.openxmlformats.org/drawingml/2006/main" xmlns:pic="http://schemas.openxmlformats.org/drawingml/2006/picture">
@@ -921,7 +1146,7 @@
               <a:graphicData uri="http://schemas.openxmlformats.org/drawingml/2006/picture">
                 <pic:pic>
                   <pic:nvPicPr>
-                    <pic:cNvPr id="0" name="top_lever.jpg"/>
+                    <pic:cNvPr id="0" name="component_aae2da23db7346708dd0da9f282fd680.jpg"/>
                     <pic:cNvPicPr/>
                   </pic:nvPicPr>
                   <pic:blipFill>
@@ -945,6 +1170,9 @@
       </w:r>
     </w:p>
     <w:p>
+      <w:pPr>
+        <w:wordWrap w:val="0"/>
+      </w:pPr>
       <w:r>
         <w:t>Continue with: Lower Engine Core</w:t>
       </w:r>
@@ -952,22 +1180,32 @@
     <w:p>
       <w:pPr>
         <w:pStyle w:val="Heading1"/>
+        <w:wordWrap w:val="0"/>
       </w:pPr>
       <w:r>
         <w:t>Step 4: Unplug the wiring harness from the motherboard, pull out the water pump, and detach the thermoblock heater</w:t>
       </w:r>
     </w:p>
     <w:p>
+      <w:pPr>
+        <w:wordWrap w:val="0"/>
+      </w:pPr>
       <w:r>
         <w:t>Input: Lower Engine Core</w:t>
       </w:r>
     </w:p>
     <w:p>
+      <w:pPr>
+        <w:wordWrap w:val="0"/>
+      </w:pPr>
       <w:r>
         <w:t>Outputs: Silicone Tubing &amp; Wiring, Motherboard (PCB), Water Pump (19-bar), Thermoblock (Heater)</w:t>
       </w:r>
     </w:p>
     <w:p>
+      <w:pPr>
+        <w:wordWrap w:val="0"/>
+      </w:pPr>
       <w:r>
         <w:drawing>
           <wp:inline xmlns:a="http://schemas.openxmlformats.org/drawingml/2006/main" xmlns:pic="http://schemas.openxmlformats.org/drawingml/2006/picture">
@@ -980,7 +1218,7 @@
               <a:graphicData uri="http://schemas.openxmlformats.org/drawingml/2006/picture">
                 <pic:pic>
                   <pic:nvPicPr>
-                    <pic:cNvPr id="0" name="silicone_tubing.jpg"/>
+                    <pic:cNvPr id="0" name="component_20260929_100114.jpg"/>
                     <pic:cNvPicPr/>
                   </pic:nvPicPr>
                   <pic:blipFill>
@@ -1004,6 +1242,9 @@
       </w:r>
     </w:p>
     <w:p>
+      <w:pPr>
+        <w:wordWrap w:val="0"/>
+      </w:pPr>
       <w:r>
         <w:drawing>
           <wp:inline xmlns:a="http://schemas.openxmlformats.org/drawingml/2006/main" xmlns:pic="http://schemas.openxmlformats.org/drawingml/2006/picture">
@@ -1016,7 +1257,7 @@
               <a:graphicData uri="http://schemas.openxmlformats.org/drawingml/2006/picture">
                 <pic:pic>
                   <pic:nvPicPr>
-                    <pic:cNvPr id="0" name="motherboard.jpg"/>
+                    <pic:cNvPr id="0" name="component_20260929_095352.jpg"/>
                     <pic:cNvPicPr/>
                   </pic:nvPicPr>
                   <pic:blipFill>
@@ -1040,6 +1281,9 @@
       </w:r>
     </w:p>
     <w:p>
+      <w:pPr>
+        <w:wordWrap w:val="0"/>
+      </w:pPr>
       <w:r>
         <w:drawing>
           <wp:inline xmlns:a="http://schemas.openxmlformats.org/drawingml/2006/main" xmlns:pic="http://schemas.openxmlformats.org/drawingml/2006/picture">
@@ -1052,7 +1296,7 @@
               <a:graphicData uri="http://schemas.openxmlformats.org/drawingml/2006/picture">
                 <pic:pic>
                   <pic:nvPicPr>
-                    <pic:cNvPr id="0" name="water_pump.jpg"/>
+                    <pic:cNvPr id="0" name="component_20260928_143708.jpg"/>
                     <pic:cNvPicPr/>
                   </pic:nvPicPr>
                   <pic:blipFill>
@@ -1076,6 +1320,9 @@
       </w:r>
     </w:p>
     <w:p>
+      <w:pPr>
+        <w:wordWrap w:val="0"/>
+      </w:pPr>
       <w:r>
         <w:drawing>
           <wp:inline xmlns:a="http://schemas.openxmlformats.org/drawingml/2006/main" xmlns:pic="http://schemas.openxmlformats.org/drawingml/2006/picture">
@@ -1088,7 +1335,7 @@
               <a:graphicData uri="http://schemas.openxmlformats.org/drawingml/2006/picture">
                 <pic:pic>
                   <pic:nvPicPr>
-                    <pic:cNvPr id="0" name="thermoblock.jpg"/>
+                    <pic:cNvPr id="0" name="component_20260928_100210.jpg"/>
                     <pic:cNvPicPr/>
                   </pic:nvPicPr>
                   <pic:blipFill>
